--- a/docs/testing.docx
+++ b/docs/testing.docx
@@ -36,7 +36,7 @@
           <w:rFonts w:ascii="Arial" w:hAnsi="Arial"/>
           <w:sz w:val="28"/>
         </w:rPr>
-        <w:t xml:space="preserve">Written at #123-new. This is the record Pending 1 asked for</w:t>
+        <w:t xml:space="preserve">Written at #124-new. This is the record Pending 1 asked for</w:t>
       </w:r>
     </w:p>
     <w:p>
@@ -976,30 +976,6 @@
           <w:rFonts w:ascii="Arial" w:hAnsi="Arial"/>
           <w:sz w:val="28"/>
         </w:rPr>
-        <w:t xml:space="preserve">Two things are still untried, and both are already in the handoff.</w:t>
-      </w:r>
-    </w:p>
-    <w:p>
-      <w:pPr>
-        <w:spacing w:line="276" w:lineRule="auto"/>
-      </w:pPr>
-      <w:r>
-        <w:rPr>
-          <w:rFonts w:ascii="Arial" w:hAnsi="Arial"/>
-          <w:sz w:val="28"/>
-        </w:rPr>
-        <w:t xml:space="preserve"/>
-      </w:r>
-    </w:p>
-    <w:p>
-      <w:pPr>
-        <w:spacing w:line="276" w:lineRule="auto"/>
-      </w:pPr>
-      <w:r>
-        <w:rPr>
-          <w:rFonts w:ascii="Arial" w:hAnsi="Arial"/>
-          <w:sz w:val="28"/>
-        </w:rPr>
         <w:t xml:space="preserve">His Galaxy still has the preview file from 2026-09-30. Every</w:t>
       </w:r>
     </w:p>
@@ -1072,19 +1048,67 @@
           <w:rFonts w:ascii="Arial" w:hAnsi="Arial"/>
           <w:sz w:val="28"/>
         </w:rPr>
-        <w:t xml:space="preserve">No Google Play file has been built. Nothing has been tried by</w:t>
-      </w:r>
-    </w:p>
-    <w:p>
-      <w:pPr>
-        <w:spacing w:line="276" w:lineRule="auto"/>
-      </w:pPr>
-      <w:r>
-        <w:rPr>
-          <w:rFonts w:ascii="Arial" w:hAnsi="Arial"/>
-          <w:sz w:val="28"/>
-        </w:rPr>
-        <w:t xml:space="preserve">that road.</w:t>
+        <w:t xml:space="preserve">An Android Play file was started. It is not sent until Google</w:t>
+      </w:r>
+    </w:p>
+    <w:p>
+      <w:pPr>
+        <w:spacing w:line="276" w:lineRule="auto"/>
+      </w:pPr>
+      <w:r>
+        <w:rPr>
+          <w:rFonts w:ascii="Arial" w:hAnsi="Arial"/>
+          <w:sz w:val="28"/>
+        </w:rPr>
+        <w:t xml:space="preserve">opens the account. It has not been tried on a phone.</w:t>
+      </w:r>
+    </w:p>
+    <w:p>
+      <w:pPr>
+        <w:spacing w:line="276" w:lineRule="auto"/>
+      </w:pPr>
+      <w:r>
+        <w:rPr>
+          <w:rFonts w:ascii="Arial" w:hAnsi="Arial"/>
+          <w:sz w:val="28"/>
+        </w:rPr>
+        <w:t xml:space="preserve"/>
+      </w:r>
+    </w:p>
+    <w:p>
+      <w:pPr>
+        <w:spacing w:line="276" w:lineRule="auto"/>
+      </w:pPr>
+      <w:r>
+        <w:rPr>
+          <w:rFonts w:ascii="Arial" w:hAnsi="Arial"/>
+          <w:sz w:val="28"/>
+        </w:rPr>
+        <w:t xml:space="preserve">Replace putting the home arrangement back has not been tried on</w:t>
+      </w:r>
+    </w:p>
+    <w:p>
+      <w:pPr>
+        <w:spacing w:line="276" w:lineRule="auto"/>
+      </w:pPr>
+      <w:r>
+        <w:rPr>
+          <w:rFonts w:ascii="Arial" w:hAnsi="Arial"/>
+          <w:sz w:val="28"/>
+        </w:rPr>
+        <w:t xml:space="preserve">a phone. A backup made before that work does not contain the</w:t>
+      </w:r>
+    </w:p>
+    <w:p>
+      <w:pPr>
+        <w:spacing w:line="276" w:lineRule="auto"/>
+      </w:pPr>
+      <w:r>
+        <w:rPr>
+          <w:rFonts w:ascii="Arial" w:hAnsi="Arial"/>
+          <w:sz w:val="28"/>
+        </w:rPr>
+        <w:t xml:space="preserve">arrangement.</w:t>
       </w:r>
     </w:p>
     <w:p>
